--- a/aplikacija.docx
+++ b/aplikacija.docx
@@ -11,15 +11,13 @@
         </w:numPr>
       </w:pPr>
       <w:r>
-        <w:t xml:space="preserve">Opis problema: rešuje da lahko vemo ki lahko lovimo ribe in podatke o tej </w:t>
-      </w:r>
-      <w:proofErr w:type="spellStart"/>
-      <w:r>
-        <w:t>lokacji</w:t>
-      </w:r>
-      <w:proofErr w:type="spellEnd"/>
-      <w:r>
-        <w:t>.</w:t>
+        <w:t>Opis problema: rešuje da lahko vemo ki lahko lovimo ribe in podatke o tej loka</w:t>
+      </w:r>
+      <w:r>
+        <w:t>cij</w:t>
+      </w:r>
+      <w:r>
+        <w:t>i.</w:t>
       </w:r>
     </w:p>
     <w:p>
@@ -31,11 +29,23 @@
         </w:numPr>
       </w:pPr>
       <w:r>
-        <w:t xml:space="preserve">Ciljna skupina: za ljudi ki hočejo loviti ribe pa </w:t>
+        <w:t>Cil</w:t>
+      </w:r>
+      <w:r>
+        <w:t>j</w:t>
+      </w:r>
+      <w:r>
+        <w:t xml:space="preserve">na skupina: za ljudi ki hočejo loviti ribe pa </w:t>
       </w:r>
       <w:proofErr w:type="spellStart"/>
       <w:r>
-        <w:t>nevejo</w:t>
+        <w:t>neve</w:t>
+      </w:r>
+      <w:r>
+        <w:t>d</w:t>
+      </w:r>
+      <w:r>
+        <w:t>o</w:t>
       </w:r>
       <w:proofErr w:type="spellEnd"/>
       <w:r>
@@ -52,19 +62,17 @@
       </w:pPr>
       <w:proofErr w:type="spellStart"/>
       <w:r>
-        <w:t>Funkcijonalne</w:t>
+        <w:t>Funkcjonalne</w:t>
       </w:r>
       <w:proofErr w:type="spellEnd"/>
       <w:r>
-        <w:t xml:space="preserve"> zahteve: dostop do lokacije, </w:t>
-      </w:r>
-      <w:proofErr w:type="spellStart"/>
-      <w:r>
-        <w:t>registrajica</w:t>
-      </w:r>
-      <w:proofErr w:type="spellEnd"/>
-      <w:r>
-        <w:t xml:space="preserve">, prijava, internet, plačilo s kartico, </w:t>
+        <w:t xml:space="preserve"> zahteve: dostop do lokacije, registra</w:t>
+      </w:r>
+      <w:r>
+        <w:t>cij</w:t>
+      </w:r>
+      <w:r>
+        <w:t xml:space="preserve">a, prijava, internet, plačilo s kartico, </w:t>
       </w:r>
     </w:p>
     <w:p>
@@ -75,24 +83,17 @@
           <w:numId w:val="1"/>
         </w:numPr>
       </w:pPr>
-      <w:proofErr w:type="spellStart"/>
-      <w:r>
-        <w:t>Uporabnišlke</w:t>
-      </w:r>
-      <w:proofErr w:type="spellEnd"/>
-      <w:r>
-        <w:t xml:space="preserve"> vloge</w:t>
-      </w:r>
-      <w:r>
-        <w:t xml:space="preserve">: vsi </w:t>
-      </w:r>
-      <w:proofErr w:type="spellStart"/>
-      <w:r>
-        <w:t>uporadniki</w:t>
-      </w:r>
-      <w:proofErr w:type="spellEnd"/>
-      <w:r>
-        <w:t xml:space="preserve"> lahko dodajo lokacije lastnik rabi potrditi</w:t>
+      <w:r>
+        <w:t>Uporabniške vloge</w:t>
+      </w:r>
+      <w:r>
+        <w:t>: vsi upora</w:t>
+      </w:r>
+      <w:r>
+        <w:t>b</w:t>
+      </w:r>
+      <w:r>
+        <w:t>niki lahko dodajo lokacije lastnik rabi potrditi</w:t>
       </w:r>
     </w:p>
     <w:p>
@@ -116,16 +117,16 @@
         </w:numPr>
       </w:pPr>
       <w:r>
-        <w:t xml:space="preserve">Da se bo </w:t>
+        <w:t xml:space="preserve">Da </w:t>
+      </w:r>
+      <w:r>
+        <w:t xml:space="preserve">bo </w:t>
       </w:r>
       <w:proofErr w:type="spellStart"/>
       <w:r>
-        <w:t>dotiko</w:t>
+        <w:t>touchscreen</w:t>
       </w:r>
       <w:proofErr w:type="spellEnd"/>
-      <w:r>
-        <w:t xml:space="preserve"> ekrana</w:t>
-      </w:r>
     </w:p>
     <w:p>
       <w:pPr>
@@ -136,23 +137,19 @@
         </w:numPr>
       </w:pPr>
       <w:r>
-        <w:t xml:space="preserve">Mora biti </w:t>
-      </w:r>
-      <w:proofErr w:type="spellStart"/>
-      <w:r>
-        <w:t>nareta</w:t>
-      </w:r>
-      <w:proofErr w:type="spellEnd"/>
-      <w:r>
-        <w:t xml:space="preserve"> aplikacija, mora vsebovati 10 lokaciji v okolici </w:t>
-      </w:r>
-      <w:proofErr w:type="spellStart"/>
-      <w:r>
-        <w:t>maribora</w:t>
-      </w:r>
-      <w:proofErr w:type="spellEnd"/>
-      <w:r>
-        <w:t xml:space="preserve">, aplikacija rabi biti v </w:t>
+        <w:t>Mora biti n</w:t>
+      </w:r>
+      <w:r>
+        <w:t xml:space="preserve">arejena </w:t>
+      </w:r>
+      <w:r>
+        <w:t xml:space="preserve">aplikacija, mora vsebovati 10 lokaciji v okolici </w:t>
+      </w:r>
+      <w:r>
+        <w:t>M</w:t>
+      </w:r>
+      <w:r>
+        <w:t xml:space="preserve">aribora, aplikacija rabi biti v </w:t>
       </w:r>
       <w:proofErr w:type="spellStart"/>
       <w:r>

--- a/aplikacija.docx
+++ b/aplikacija.docx
@@ -60,13 +60,14 @@
           <w:numId w:val="1"/>
         </w:numPr>
       </w:pPr>
-      <w:proofErr w:type="spellStart"/>
-      <w:r>
-        <w:t>Funkcjonalne</w:t>
-      </w:r>
-      <w:proofErr w:type="spellEnd"/>
-      <w:r>
-        <w:t xml:space="preserve"> zahteve: dostop do lokacije, registra</w:t>
+      <w:r>
+        <w:t>Funkc</w:t>
+      </w:r>
+      <w:r>
+        <w:t>i</w:t>
+      </w:r>
+      <w:r>
+        <w:t>onalne zahteve: dostop do lokacije, registra</w:t>
       </w:r>
       <w:r>
         <w:t>cij</w:t>
